--- a/tillsyn/A 45855-2024 tillsynsbegäran.docx
+++ b/tillsyn/A 45855-2024 tillsynsbegäran.docx
@@ -22,7 +22,7 @@
       <w:r>
         <w:drawing>
           <wp:inline xmlns:a="http://schemas.openxmlformats.org/drawingml/2006/main" xmlns:pic="http://schemas.openxmlformats.org/drawingml/2006/picture">
-            <wp:extent cx="5267818" cy="5724000"/>
+            <wp:extent cx="5164912" cy="5724000"/>
             <wp:docPr id="1" name="Picture 1"/>
             <wp:cNvGraphicFramePr>
               <a:graphicFrameLocks noChangeAspect="1"/>
@@ -43,7 +43,7 @@
                   <pic:spPr>
                     <a:xfrm>
                       <a:off x="0" y="0"/>
-                      <a:ext cx="5267818" cy="5724000"/>
+                      <a:ext cx="5164912" cy="5724000"/>
                     </a:xfrm>
                     <a:prstGeom prst="rect"/>
                   </pic:spPr>
@@ -60,12 +60,12 @@
         <w:spacing w:after="240"/>
       </w:pPr>
       <w:r>
-        <w:t>Figur 1. Fyndplatser för naturvårdsarter i och inom 23 meter från avverkningsanmälan. Markörer utan svart kant är placerade på fyndplatsen. Markörer med svart kant är placerade vid sidan av fyndplatsen och har ett svart streck som visar fyndplatsens exakta position. Kartans mittpunktskoordinat är N 7062111, E 394564 i SWEREF 99 TM.</w:t>
+        <w:t>Figur 1. Fyndplatser för naturvårdsarter i och inom 25 meter från avverkningsanmälan. Markörer utan svart kant är placerade på fyndplatsen. Markörer med svart kant är placerade vid sidan av fyndplatsen och har ett svart streck som visar fyndplatsens exakta position. Kartans mittpunktskoordinat är N 7062111, E 394564 i SWEREF 99 TM.</w:t>
       </w:r>
     </w:p>
     <w:p>
       <w:r>
-        <w:t>I och inom 23 meter från avverkningsanmälan finns fynd av 24 naturvårdsarter, varav 13 är rödlistade, 4 är fridlysta, 15 är typiska (T) och 11 är signalarter (S): garnlav (VU, T), mörk kådsvartspik (VU), norsk näverlav (VU), violett guldvinge (VU, §4a), gammelgransskål (NT, T), kavernularia (NT), liten svartspik (NT), nordlig nållav (NT), rödbrun blekspik (NT, T), skrovellav (NT, T), talltita (NT, §4), tretåig hackspett (NT, T, §4), vitgrynig nållav (NT), barkkornlav (S, T), kambräken (S, T), luddlav (S, T), mörk husmossa (S, T), rostfläck (S, T), spindelblomster (S, T, §8), stuplav (S, T), trubbfjädermossa (S, T), trådticka (S, T), vedticka (S, T) och västlig hakmossa (S). Se Figur 1.</w:t>
+        <w:t>I och inom 25 meter från avverkningsanmälan finns fynd av 28 naturvårdsarter, varav 13 är rödlistade, 7 är fridlysta, 16 är typiska (T) och 12 är signalarter (S): garnlav (VU, T), mörk kådsvartspik (VU), norsk näverlav (VU), violett guldvinge (VU, §4a), gammelgransskål (NT, T), kavernularia (NT), liten svartspik (NT), nordlig nållav (NT), rödbrun blekspik (NT, T), skrovellav (NT, T), talltita (NT, §4), tretåig hackspett (NT, T, §4), vitgrynig nållav (NT), barkkornlav (S, T), kambräken (S, T), luddlav (S, T), mörk husmossa (S, T), rostfläck (S, T), spindelblomster (S, T, §8), stuplav (S, T), trubbfjädermossa (S, T), trådticka (S, T), tvåblad (S, §8), vedticka (S, T), västlig hakmossa (S), brudborste (T), brudsporre (§8) och fläcknycklar (§8). Se Figur 1.</w:t>
       </w:r>
     </w:p>
     <w:p>
@@ -662,25 +662,32 @@
       </w:r>
     </w:p>
     <w:p>
-      <w:pPr>
-        <w:pStyle w:val="Heading1"/>
-      </w:pPr>
-      <w:r>
-        <w:t>EU:s fågeldirektiv</w:t>
-      </w:r>
-    </w:p>
-    <w:p>
-      <w:r>
-        <w:t xml:space="preserve">Europeiska unionens medlemsländer är skyldiga att agera i enlighet med EU:s fågeldirektiv där det uttryckligen står att direktivet gäller för fåglar samt för deras ägg, bon och </w:t>
-      </w:r>
       <w:r>
         <w:rPr>
           <w:b/>
         </w:rPr>
-        <w:t xml:space="preserve">livsmiljöer </w:t>
-      </w:r>
-      <w:r>
-        <w:t>(artikel 1). Vidare att de åtgärder som vidtas inte får leda till en försämring av den nuvarande situationen beträffande bevarandet av de fågelarter som avses i artikel 1 (artikel 13). Fågeldirektivet är styrande för tillsynsansvariga myndigheters ärendehantering, ställningstaganden och beslutsfattande.</w:t>
+        <w:t>Brudborste</w:t>
+      </w:r>
+      <w:r>
+        <w:t xml:space="preserve"> är typisk art för </w:t>
+      </w:r>
+      <w:r>
+        <w:rPr>
+          <w:i/>
+        </w:rPr>
+        <w:t xml:space="preserve">9050 Näringsrik granskog, 9040 Fjällbjörkskog, 6530 Lövängar, 6430 Högörtängar </w:t>
+      </w:r>
+      <w:r>
+        <w:t xml:space="preserve">och </w:t>
+      </w:r>
+      <w:r>
+        <w:rPr>
+          <w:i/>
+        </w:rPr>
+        <w:t>6510 Slåtterängar i låglandet</w:t>
+      </w:r>
+      <w:r>
+        <w:t xml:space="preserve"> (SLU Artdatabanken, 2025).</w:t>
       </w:r>
     </w:p>
     <w:p>
@@ -688,17 +695,39 @@
         <w:pStyle w:val="Heading1"/>
       </w:pPr>
       <w:r>
-        <w:t>Typiska arter och EU:s art- och habitatdirektiv</w:t>
+        <w:t>EU:s fågeldirektiv</w:t>
       </w:r>
     </w:p>
     <w:p>
       <w:r>
-        <w:t>Typiska arter används för att lokalisera områden med gynnsam bevarandestatus för de naturtyper som är listade i EU:s art- och habitatdirektiv. Ett exempel är Västlig taiga (EU-kod 9010) som saknar gynnsam bevarandestatus och minskar starkt som naturtyp i Sverige. Naturvårdsverket skriver i sin vägledning för Västlig taiga att dylika miljöer förutsätter normalt att skogarna skyddas långsiktigt, eftersom skogsbruk inte är förenligt med bevarande av naturtypen i gynnsamt tillstånd (Naturvårdsverket, 2011).</w:t>
+        <w:t xml:space="preserve">Europeiska unionens medlemsländer är skyldiga att agera i enlighet med EU:s fågeldirektiv där det uttryckligen står att direktivet gäller för fåglar samt för deras ägg, bon och </w:t>
+      </w:r>
+      <w:r>
+        <w:rPr>
+          <w:b/>
+        </w:rPr>
+        <w:t xml:space="preserve">livsmiljöer </w:t>
+      </w:r>
+      <w:r>
+        <w:t>(artikel 1). Vidare att de åtgärder som vidtas inte får leda till en försämring av den nuvarande situationen beträffande bevarandet av de fågelarter som avses i artikel 1 (artikel 13). Fågeldirektivet är styrande för tillsynsansvariga myndigheters ärendehantering, ställningstaganden och beslutsfattande.</w:t>
       </w:r>
     </w:p>
     <w:p>
-      <w:r>
-        <w:t>Följande typiska arter har sina livsmiljöer och växtplatser i den avverkningsanmälda skogen: garnlav (VU, T), gammelgransskål (NT, T), rödbrun blekspik (NT, T), skrovellav (NT, T), tretåig hackspett (NT, T, §4), barkkornlav (S, T), kambräken (S, T), luddlav (S, T), mörk husmossa (S, T), rostfläck (S, T), spindelblomster (S, T, §8), stuplav (S, T), trubbfjädermossa (S, T), trådticka (S, T) och vedticka (S, T).</w:t>
+      <w:pPr>
+        <w:pStyle w:val="Heading1"/>
+      </w:pPr>
+      <w:r>
+        <w:t>Typiska arter och EU:s art- och habitatdirektiv</w:t>
+      </w:r>
+    </w:p>
+    <w:p>
+      <w:r>
+        <w:t>Typiska arter används för att lokalisera områden med gynnsam bevarandestatus för de naturtyper som är listade i EU:s art- och habitatdirektiv. Ett exempel är Västlig taiga (EU-kod 9010) som saknar gynnsam bevarandestatus och minskar starkt som naturtyp i Sverige. Naturvårdsverket skriver i sin vägledning för Västlig taiga att dylika miljöer förutsätter normalt att skogarna skyddas långsiktigt, eftersom skogsbruk inte är förenligt med bevarande av naturtypen i gynnsamt tillstånd (Naturvårdsverket, 2011).</w:t>
+      </w:r>
+    </w:p>
+    <w:p>
+      <w:r>
+        <w:t>Följande typiska arter har sina livsmiljöer och växtplatser i den avverkningsanmälda skogen: garnlav (VU, T), gammelgransskål (NT, T), rödbrun blekspik (NT, T), skrovellav (NT, T), tretåig hackspett (NT, T, §4), barkkornlav (S, T), kambräken (S, T), luddlav (S, T), mörk husmossa (S, T), rostfläck (S, T), spindelblomster (S, T, §8), stuplav (S, T), trubbfjädermossa (S, T), trådticka (S, T), vedticka (S, T) och brudborste (T).</w:t>
       </w:r>
     </w:p>
     <w:p>
@@ -1465,7 +1494,7 @@
     <w:r>
       <w:tab/>
       <w:tab/>
-      <w:t>2026-09-14</w:t>
+      <w:t>2026-09-15</w:t>
       <w:br/>
       <w:br/>
     </w:r>

--- a/tillsyn/A 45855-2024 tillsynsbegäran.docx
+++ b/tillsyn/A 45855-2024 tillsynsbegäran.docx
@@ -1494,7 +1494,7 @@
     <w:r>
       <w:tab/>
       <w:tab/>
-      <w:t>2026-09-15</w:t>
+      <w:t>2026-09-16</w:t>
       <w:br/>
       <w:br/>
     </w:r>

--- a/tillsyn/A 45855-2024 tillsynsbegäran.docx
+++ b/tillsyn/A 45855-2024 tillsynsbegäran.docx
@@ -1494,7 +1494,7 @@
     <w:r>
       <w:tab/>
       <w:tab/>
-      <w:t>2026-09-16</w:t>
+      <w:t>2026-09-17</w:t>
       <w:br/>
       <w:br/>
     </w:r>

--- a/tillsyn/A 45855-2024 tillsynsbegäran.docx
+++ b/tillsyn/A 45855-2024 tillsynsbegäran.docx
@@ -1494,7 +1494,7 @@
     <w:r>
       <w:tab/>
       <w:tab/>
-      <w:t>2026-09-17</w:t>
+      <w:t>2026-09-18</w:t>
       <w:br/>
       <w:br/>
     </w:r>

--- a/tillsyn/A 45855-2024 tillsynsbegäran.docx
+++ b/tillsyn/A 45855-2024 tillsynsbegäran.docx
@@ -1494,7 +1494,7 @@
     <w:r>
       <w:tab/>
       <w:tab/>
-      <w:t>2026-09-18</w:t>
+      <w:t>2026-09-19</w:t>
       <w:br/>
       <w:br/>
     </w:r>

--- a/tillsyn/A 45855-2024 tillsynsbegäran.docx
+++ b/tillsyn/A 45855-2024 tillsynsbegäran.docx
@@ -1494,7 +1494,7 @@
     <w:r>
       <w:tab/>
       <w:tab/>
-      <w:t>2026-09-19</w:t>
+      <w:t>2026-09-21</w:t>
       <w:br/>
       <w:br/>
     </w:r>

--- a/tillsyn/A 45855-2024 tillsynsbegäran.docx
+++ b/tillsyn/A 45855-2024 tillsynsbegäran.docx
@@ -1494,7 +1494,7 @@
     <w:r>
       <w:tab/>
       <w:tab/>
-      <w:t>2026-09-21</w:t>
+      <w:t>2026-09-23</w:t>
       <w:br/>
       <w:br/>
     </w:r>

--- a/tillsyn/A 45855-2024 tillsynsbegäran.docx
+++ b/tillsyn/A 45855-2024 tillsynsbegäran.docx
@@ -1494,7 +1494,7 @@
     <w:r>
       <w:tab/>
       <w:tab/>
-      <w:t>2026-09-23</w:t>
+      <w:t>2026-09-24</w:t>
       <w:br/>
       <w:br/>
     </w:r>

--- a/tillsyn/A 45855-2024 tillsynsbegäran.docx
+++ b/tillsyn/A 45855-2024 tillsynsbegäran.docx
@@ -1494,7 +1494,7 @@
     <w:r>
       <w:tab/>
       <w:tab/>
-      <w:t>2026-09-24</w:t>
+      <w:t>2026-09-25</w:t>
       <w:br/>
       <w:br/>
     </w:r>

--- a/tillsyn/A 45855-2024 tillsynsbegäran.docx
+++ b/tillsyn/A 45855-2024 tillsynsbegäran.docx
@@ -1494,7 +1494,7 @@
     <w:r>
       <w:tab/>
       <w:tab/>
-      <w:t>2026-09-25</w:t>
+      <w:t>2026-09-26</w:t>
       <w:br/>
       <w:br/>
     </w:r>

--- a/tillsyn/A 45855-2024 tillsynsbegäran.docx
+++ b/tillsyn/A 45855-2024 tillsynsbegäran.docx
@@ -1494,7 +1494,7 @@
     <w:r>
       <w:tab/>
       <w:tab/>
-      <w:t>2026-09-26</w:t>
+      <w:t>2026-09-27</w:t>
       <w:br/>
       <w:br/>
     </w:r>

--- a/tillsyn/A 45855-2024 tillsynsbegäran.docx
+++ b/tillsyn/A 45855-2024 tillsynsbegäran.docx
@@ -1494,7 +1494,7 @@
     <w:r>
       <w:tab/>
       <w:tab/>
-      <w:t>2026-09-27</w:t>
+      <w:t>2026-09-28</w:t>
       <w:br/>
       <w:br/>
     </w:r>

--- a/tillsyn/A 45855-2024 tillsynsbegäran.docx
+++ b/tillsyn/A 45855-2024 tillsynsbegäran.docx
@@ -1494,7 +1494,7 @@
     <w:r>
       <w:tab/>
       <w:tab/>
-      <w:t>2026-09-28</w:t>
+      <w:t>2026-09-29</w:t>
       <w:br/>
       <w:br/>
     </w:r>

--- a/tillsyn/A 45855-2024 tillsynsbegäran.docx
+++ b/tillsyn/A 45855-2024 tillsynsbegäran.docx
@@ -1494,7 +1494,7 @@
     <w:r>
       <w:tab/>
       <w:tab/>
-      <w:t>2026-09-29</w:t>
+      <w:t>2026-09-30</w:t>
       <w:br/>
       <w:br/>
     </w:r>

--- a/tillsyn/A 45855-2024 tillsynsbegäran.docx
+++ b/tillsyn/A 45855-2024 tillsynsbegäran.docx
@@ -1494,7 +1494,7 @@
     <w:r>
       <w:tab/>
       <w:tab/>
-      <w:t>2026-09-30</w:t>
+      <w:t>2026-10-01</w:t>
       <w:br/>
       <w:br/>
     </w:r>

--- a/tillsyn/A 45855-2024 tillsynsbegäran.docx
+++ b/tillsyn/A 45855-2024 tillsynsbegäran.docx
@@ -1494,7 +1494,7 @@
     <w:r>
       <w:tab/>
       <w:tab/>
-      <w:t>2026-10-01</w:t>
+      <w:t>2026-10-02</w:t>
       <w:br/>
       <w:br/>
     </w:r>

--- a/tillsyn/A 45855-2024 tillsynsbegäran.docx
+++ b/tillsyn/A 45855-2024 tillsynsbegäran.docx
@@ -1494,7 +1494,7 @@
     <w:r>
       <w:tab/>
       <w:tab/>
-      <w:t>2026-10-02</w:t>
+      <w:t>2026-10-03</w:t>
       <w:br/>
       <w:br/>
     </w:r>

--- a/tillsyn/A 45855-2024 tillsynsbegäran.docx
+++ b/tillsyn/A 45855-2024 tillsynsbegäran.docx
@@ -1494,7 +1494,7 @@
     <w:r>
       <w:tab/>
       <w:tab/>
-      <w:t>2026-10-03</w:t>
+      <w:t>2026-10-04</w:t>
       <w:br/>
       <w:br/>
     </w:r>

--- a/tillsyn/A 45855-2024 tillsynsbegäran.docx
+++ b/tillsyn/A 45855-2024 tillsynsbegäran.docx
@@ -1494,7 +1494,7 @@
     <w:r>
       <w:tab/>
       <w:tab/>
-      <w:t>2026-10-04</w:t>
+      <w:t>2026-10-05</w:t>
       <w:br/>
       <w:br/>
     </w:r>

--- a/tillsyn/A 45855-2024 tillsynsbegäran.docx
+++ b/tillsyn/A 45855-2024 tillsynsbegäran.docx
@@ -1494,7 +1494,7 @@
     <w:r>
       <w:tab/>
       <w:tab/>
-      <w:t>2026-10-05</w:t>
+      <w:t>2026-10-06</w:t>
       <w:br/>
       <w:br/>
     </w:r>

--- a/tillsyn/A 45855-2024 tillsynsbegäran.docx
+++ b/tillsyn/A 45855-2024 tillsynsbegäran.docx
@@ -1494,7 +1494,7 @@
     <w:r>
       <w:tab/>
       <w:tab/>
-      <w:t>2026-10-06</w:t>
+      <w:t>2026-10-07</w:t>
       <w:br/>
       <w:br/>
     </w:r>

--- a/tillsyn/A 45855-2024 tillsynsbegäran.docx
+++ b/tillsyn/A 45855-2024 tillsynsbegäran.docx
@@ -1494,7 +1494,7 @@
     <w:r>
       <w:tab/>
       <w:tab/>
-      <w:t>2026-10-07</w:t>
+      <w:t>2026-10-08</w:t>
       <w:br/>
       <w:br/>
     </w:r>

--- a/tillsyn/A 45855-2024 tillsynsbegäran.docx
+++ b/tillsyn/A 45855-2024 tillsynsbegäran.docx
@@ -1494,7 +1494,7 @@
     <w:r>
       <w:tab/>
       <w:tab/>
-      <w:t>2026-10-08</w:t>
+      <w:t>2026-10-09</w:t>
       <w:br/>
       <w:br/>
     </w:r>

--- a/tillsyn/A 45855-2024 tillsynsbegäran.docx
+++ b/tillsyn/A 45855-2024 tillsynsbegäran.docx
@@ -1494,7 +1494,7 @@
     <w:r>
       <w:tab/>
       <w:tab/>
-      <w:t>2026-10-09</w:t>
+      <w:t>2026-10-10</w:t>
       <w:br/>
       <w:br/>
     </w:r>

--- a/tillsyn/A 45855-2024 tillsynsbegäran.docx
+++ b/tillsyn/A 45855-2024 tillsynsbegäran.docx
@@ -1494,7 +1494,7 @@
     <w:r>
       <w:tab/>
       <w:tab/>
-      <w:t>2026-10-10</w:t>
+      <w:t>2026-10-11</w:t>
       <w:br/>
       <w:br/>
     </w:r>

--- a/tillsyn/A 45855-2024 tillsynsbegäran.docx
+++ b/tillsyn/A 45855-2024 tillsynsbegäran.docx
@@ -1494,7 +1494,7 @@
     <w:r>
       <w:tab/>
       <w:tab/>
-      <w:t>2026-10-11</w:t>
+      <w:t>2026-10-12</w:t>
       <w:br/>
       <w:br/>
     </w:r>

--- a/tillsyn/A 45855-2024 tillsynsbegäran.docx
+++ b/tillsyn/A 45855-2024 tillsynsbegäran.docx
@@ -1494,7 +1494,7 @@
     <w:r>
       <w:tab/>
       <w:tab/>
-      <w:t>2026-10-12</w:t>
+      <w:t>2026-10-13</w:t>
       <w:br/>
       <w:br/>
     </w:r>

--- a/tillsyn/A 45855-2024 tillsynsbegäran.docx
+++ b/tillsyn/A 45855-2024 tillsynsbegäran.docx
@@ -1494,7 +1494,7 @@
     <w:r>
       <w:tab/>
       <w:tab/>
-      <w:t>2026-10-13</w:t>
+      <w:t>2026-10-14</w:t>
       <w:br/>
       <w:br/>
     </w:r>

--- a/tillsyn/A 45855-2024 tillsynsbegäran.docx
+++ b/tillsyn/A 45855-2024 tillsynsbegäran.docx
@@ -1494,7 +1494,7 @@
     <w:r>
       <w:tab/>
       <w:tab/>
-      <w:t>2026-10-14</w:t>
+      <w:t>2026-10-15</w:t>
       <w:br/>
       <w:br/>
     </w:r>

--- a/tillsyn/A 45855-2024 tillsynsbegäran.docx
+++ b/tillsyn/A 45855-2024 tillsynsbegäran.docx
@@ -1494,7 +1494,7 @@
     <w:r>
       <w:tab/>
       <w:tab/>
-      <w:t>2026-10-15</w:t>
+      <w:t>2026-10-16</w:t>
       <w:br/>
       <w:br/>
     </w:r>

--- a/tillsyn/A 45855-2024 tillsynsbegäran.docx
+++ b/tillsyn/A 45855-2024 tillsynsbegäran.docx
@@ -1494,7 +1494,7 @@
     <w:r>
       <w:tab/>
       <w:tab/>
-      <w:t>2026-10-16</w:t>
+      <w:t>2026-10-17</w:t>
       <w:br/>
       <w:br/>
     </w:r>

--- a/tillsyn/A 45855-2024 tillsynsbegäran.docx
+++ b/tillsyn/A 45855-2024 tillsynsbegäran.docx
@@ -1494,7 +1494,7 @@
     <w:r>
       <w:tab/>
       <w:tab/>
-      <w:t>2026-10-17</w:t>
+      <w:t>2026-10-18</w:t>
       <w:br/>
       <w:br/>
     </w:r>

--- a/tillsyn/A 45855-2024 tillsynsbegäran.docx
+++ b/tillsyn/A 45855-2024 tillsynsbegäran.docx
@@ -1494,7 +1494,7 @@
     <w:r>
       <w:tab/>
       <w:tab/>
-      <w:t>2026-10-18</w:t>
+      <w:t>2026-10-19</w:t>
       <w:br/>
       <w:br/>
     </w:r>

--- a/tillsyn/A 45855-2024 tillsynsbegäran.docx
+++ b/tillsyn/A 45855-2024 tillsynsbegäran.docx
@@ -1494,7 +1494,7 @@
     <w:r>
       <w:tab/>
       <w:tab/>
-      <w:t>2026-10-19</w:t>
+      <w:t>2026-10-20</w:t>
       <w:br/>
       <w:br/>
     </w:r>

--- a/tillsyn/A 45855-2024 tillsynsbegäran.docx
+++ b/tillsyn/A 45855-2024 tillsynsbegäran.docx
@@ -1494,7 +1494,7 @@
     <w:r>
       <w:tab/>
       <w:tab/>
-      <w:t>2026-10-20</w:t>
+      <w:t>2026-10-21</w:t>
       <w:br/>
       <w:br/>
     </w:r>

--- a/tillsyn/A 45855-2024 tillsynsbegäran.docx
+++ b/tillsyn/A 45855-2024 tillsynsbegäran.docx
@@ -1494,7 +1494,7 @@
     <w:r>
       <w:tab/>
       <w:tab/>
-      <w:t>2026-10-21</w:t>
+      <w:t>2026-10-22</w:t>
       <w:br/>
       <w:br/>
     </w:r>

--- a/tillsyn/A 45855-2024 tillsynsbegäran.docx
+++ b/tillsyn/A 45855-2024 tillsynsbegäran.docx
@@ -1494,7 +1494,7 @@
     <w:r>
       <w:tab/>
       <w:tab/>
-      <w:t>2026-10-22</w:t>
+      <w:t>2026-10-23</w:t>
       <w:br/>
       <w:br/>
     </w:r>

--- a/tillsyn/A 45855-2024 tillsynsbegäran.docx
+++ b/tillsyn/A 45855-2024 tillsynsbegäran.docx
@@ -1494,7 +1494,7 @@
     <w:r>
       <w:tab/>
       <w:tab/>
-      <w:t>2026-10-23</w:t>
+      <w:t>2026-10-24</w:t>
       <w:br/>
       <w:br/>
     </w:r>

--- a/tillsyn/A 45855-2024 tillsynsbegäran.docx
+++ b/tillsyn/A 45855-2024 tillsynsbegäran.docx
@@ -1494,7 +1494,7 @@
     <w:r>
       <w:tab/>
       <w:tab/>
-      <w:t>2026-10-24</w:t>
+      <w:t>2026-10-25</w:t>
       <w:br/>
       <w:br/>
     </w:r>

--- a/tillsyn/A 45855-2024 tillsynsbegäran.docx
+++ b/tillsyn/A 45855-2024 tillsynsbegäran.docx
@@ -1494,7 +1494,7 @@
     <w:r>
       <w:tab/>
       <w:tab/>
-      <w:t>2026-10-25</w:t>
+      <w:t>2026-10-26</w:t>
       <w:br/>
       <w:br/>
     </w:r>

--- a/tillsyn/A 45855-2024 tillsynsbegäran.docx
+++ b/tillsyn/A 45855-2024 tillsynsbegäran.docx
@@ -1494,7 +1494,7 @@
     <w:r>
       <w:tab/>
       <w:tab/>
-      <w:t>2026-10-26</w:t>
+      <w:t>2026-10-27</w:t>
       <w:br/>
       <w:br/>
     </w:r>

--- a/tillsyn/A 45855-2024 tillsynsbegäran.docx
+++ b/tillsyn/A 45855-2024 tillsynsbegäran.docx
@@ -1494,7 +1494,7 @@
     <w:r>
       <w:tab/>
       <w:tab/>
-      <w:t>2026-10-27</w:t>
+      <w:t>2026-10-28</w:t>
       <w:br/>
       <w:br/>
     </w:r>

--- a/tillsyn/A 45855-2024 tillsynsbegäran.docx
+++ b/tillsyn/A 45855-2024 tillsynsbegäran.docx
@@ -1494,7 +1494,7 @@
     <w:r>
       <w:tab/>
       <w:tab/>
-      <w:t>2026-10-28</w:t>
+      <w:t>2026-10-29</w:t>
       <w:br/>
       <w:br/>
     </w:r>

--- a/tillsyn/A 45855-2024 tillsynsbegäran.docx
+++ b/tillsyn/A 45855-2024 tillsynsbegäran.docx
@@ -1494,7 +1494,7 @@
     <w:r>
       <w:tab/>
       <w:tab/>
-      <w:t>2026-10-29</w:t>
+      <w:t>2026-10-31</w:t>
       <w:br/>
       <w:br/>
     </w:r>
